--- a/source/reference_documents/tertiary_documents/design/Attack Surface Analysis/triage/Attack Surface Analysis - Triage.docx
+++ b/source/reference_documents/tertiary_documents/design/Attack Surface Analysis/triage/Attack Surface Analysis - Triage.docx
@@ -40,7 +40,7 @@
         <w:t xml:space="preserve">Version </w:t>
       </w:r>
       <w:r>
-        <w:t>1</w:t>
+        <w:t>2</w:t>
       </w:r>
     </w:p>
     <w:p>
@@ -57,7 +57,7 @@
         <w:rPr>
           <w:noProof/>
         </w:rPr>
-        <w:t>5/28/25 2:20 PM</w:t>
+        <w:t>4/27/26 12:13 PM</w:t>
       </w:r>
       <w:r>
         <w:fldChar w:fldCharType="end"/>
@@ -213,45 +213,7 @@
         <w:t>identify design deficiencies related to cybersecurity as early in the product development process as possible</w:t>
       </w:r>
       <w:r>
-        <w:t xml:space="preserve">. This is necessary given the nature of safety-critical, cyber-physical systems, subject to certifications such as </w:t>
-      </w:r>
-      <w:r>
-        <w:rPr>
-          <w:b/>
-          <w:bCs/>
-        </w:rPr>
-        <w:t>ISO</w:t>
-      </w:r>
-      <w:r>
-        <w:rPr>
-          <w:b/>
-          <w:bCs/>
-        </w:rPr>
-        <w:t>/SAE</w:t>
-      </w:r>
-      <w:r>
-        <w:rPr>
-          <w:b/>
-          <w:bCs/>
-        </w:rPr>
-        <w:t xml:space="preserve"> 21434</w:t>
-      </w:r>
-      <w:r>
-        <w:t xml:space="preserve"> and </w:t>
-      </w:r>
-      <w:r>
-        <w:rPr>
-          <w:b/>
-          <w:bCs/>
-        </w:rPr>
-        <w:t xml:space="preserve">ISO </w:t>
-      </w:r>
-      <w:r>
-        <w:rPr>
-          <w:b/>
-          <w:bCs/>
-        </w:rPr>
-        <w:t>26262</w:t>
+        <w:t>. This is necessary given the nature of safety-critical, cyber-physical systems</w:t>
       </w:r>
       <w:r>
         <w:rPr>
@@ -341,6 +303,197 @@
     </w:p>
     <w:p>
       <w:pPr>
+        <w:pStyle w:val="Heading1"/>
+      </w:pPr>
+      <w:r>
+        <w:t>License</w:t>
+      </w:r>
+    </w:p>
+    <w:p>
+      <w:r>
+        <w:t xml:space="preserve">This work </w:t>
+      </w:r>
+      <w:r>
+        <w:t xml:space="preserve">was created by </w:t>
+      </w:r>
+      <w:r>
+        <w:rPr>
+          <w:b/>
+          <w:bCs/>
+        </w:rPr>
+        <w:t>Torc Robotics</w:t>
+      </w:r>
+      <w:r>
+        <w:t xml:space="preserve"> and </w:t>
+      </w:r>
+      <w:r>
+        <w:t xml:space="preserve">is licensed under the </w:t>
+      </w:r>
+      <w:r>
+        <w:rPr>
+          <w:b/>
+          <w:bCs/>
+        </w:rPr>
+        <w:t>Creative Commons Attribution-Share Alike (CC</w:t>
+      </w:r>
+      <w:r>
+        <w:rPr>
+          <w:b/>
+          <w:bCs/>
+        </w:rPr>
+        <w:t xml:space="preserve"> BY</w:t>
+      </w:r>
+      <w:r>
+        <w:rPr>
+          <w:b/>
+          <w:bCs/>
+        </w:rPr>
+        <w:t>-SA</w:t>
+      </w:r>
+      <w:r>
+        <w:rPr>
+          <w:b/>
+          <w:bCs/>
+        </w:rPr>
+        <w:t>-4.0</w:t>
+      </w:r>
+      <w:r>
+        <w:rPr>
+          <w:b/>
+          <w:bCs/>
+        </w:rPr>
+        <w:t>)</w:t>
+      </w:r>
+      <w:r>
+        <w:t xml:space="preserve"> License</w:t>
+      </w:r>
+      <w:r>
+        <w:t>.</w:t>
+      </w:r>
+    </w:p>
+    <w:p>
+      <w:pPr>
+        <w:pStyle w:val="FirstParagraph"/>
+        <w:rPr>
+          <w:rStyle w:val="Hyperlink"/>
+        </w:rPr>
+      </w:pPr>
+      <w:hyperlink r:id="rId7" w:history="1">
+        <w:r>
+          <w:rPr>
+            <w:rStyle w:val="Hyperlink"/>
+          </w:rPr>
+          <w:t>https://creativecommons.org/licenses/by/4.0/legalcode</w:t>
+        </w:r>
+      </w:hyperlink>
+    </w:p>
+    <w:p>
+      <w:pPr>
+        <w:pStyle w:val="Heading1"/>
+      </w:pPr>
+      <w:r>
+        <w:lastRenderedPageBreak/>
+        <w:t>Audience</w:t>
+      </w:r>
+    </w:p>
+    <w:p>
+      <w:pPr>
+        <w:pStyle w:val="BodyText"/>
+      </w:pPr>
+      <w:r>
+        <w:t xml:space="preserve">The audience of this document is the cybersecurity practitioner who will be conducting the </w:t>
+      </w:r>
+      <w:r>
+        <w:t xml:space="preserve">cybersecurity </w:t>
+      </w:r>
+      <w:r>
+        <w:t>attack surface</w:t>
+      </w:r>
+      <w:r>
+        <w:t xml:space="preserve"> </w:t>
+      </w:r>
+      <w:r>
+        <w:t>analysis</w:t>
+      </w:r>
+      <w:r>
+        <w:t xml:space="preserve"> triage</w:t>
+      </w:r>
+      <w:r>
+        <w:t>.</w:t>
+      </w:r>
+    </w:p>
+    <w:p>
+      <w:pPr>
+        <w:pStyle w:val="Heading1"/>
+      </w:pPr>
+      <w:r>
+        <w:t>Completeness of Output</w:t>
+      </w:r>
+    </w:p>
+    <w:p>
+      <w:pPr>
+        <w:pStyle w:val="BodyText"/>
+      </w:pPr>
+      <w:r>
+        <w:t xml:space="preserve">Since </w:t>
+      </w:r>
+      <w:r>
+        <w:t>attack surface analysis</w:t>
+      </w:r>
+      <w:r>
+        <w:t xml:space="preserve"> is an as-is analysis, it is critical to ensure that the information gathered is as accurate and complete as possible. As with any cybersecurity assessment, it is not the place of the cybersecurity SME to make assumptions on the part of engineering. All information should be sourced from and confirmed by the owner of the element under consideration.</w:t>
+      </w:r>
+    </w:p>
+    <w:p>
+      <w:pPr>
+        <w:pStyle w:val="BodyText"/>
+      </w:pPr>
+      <w:r>
+        <w:t>When information is not available for either a given section of the template or parts thereof, this should be noted. Major omissions should be recorded in the cybersecurity risk register.</w:t>
+      </w:r>
+    </w:p>
+    <w:p>
+      <w:pPr>
+        <w:pStyle w:val="Heading1"/>
+      </w:pPr>
+      <w:r>
+        <w:t>Disposition of Output</w:t>
+      </w:r>
+    </w:p>
+    <w:p>
+      <w:pPr>
+        <w:pStyle w:val="BodyText"/>
+      </w:pPr>
+      <w:r>
+        <w:t xml:space="preserve">Once completed, the generated output should be </w:t>
+      </w:r>
+      <w:r>
+        <w:t>managed in</w:t>
+      </w:r>
+      <w:r>
+        <w:t xml:space="preserve"> the organization’s </w:t>
+      </w:r>
+      <w:r>
+        <w:t>document</w:t>
+      </w:r>
+      <w:r>
+        <w:t xml:space="preserve"> management system</w:t>
+      </w:r>
+      <w:r>
+        <w:t xml:space="preserve"> (</w:t>
+      </w:r>
+      <w:r>
+        <w:t>D</w:t>
+      </w:r>
+      <w:r>
+        <w:t>MS)</w:t>
+      </w:r>
+      <w:r>
+        <w:t xml:space="preserve"> as a document of record.</w:t>
+      </w:r>
+    </w:p>
+    <w:p>
+      <w:pPr>
         <w:rPr>
           <w:sz w:val="40"/>
           <w:szCs w:val="40"/>
@@ -354,122 +507,6 @@
       <w:pPr>
         <w:pStyle w:val="Heading1"/>
       </w:pPr>
-      <w:r>
-        <w:lastRenderedPageBreak/>
-        <w:t>Audience</w:t>
-      </w:r>
-    </w:p>
-    <w:p>
-      <w:pPr>
-        <w:pStyle w:val="BodyText"/>
-      </w:pPr>
-      <w:r>
-        <w:t xml:space="preserve">The audience of this document is the cybersecurity practitioner who will be conducting the </w:t>
-      </w:r>
-      <w:r>
-        <w:t xml:space="preserve">cybersecurity </w:t>
-      </w:r>
-      <w:r>
-        <w:t>attack surface</w:t>
-      </w:r>
-      <w:r>
-        <w:t xml:space="preserve"> </w:t>
-      </w:r>
-      <w:r>
-        <w:t>analysis</w:t>
-      </w:r>
-      <w:r>
-        <w:t xml:space="preserve"> triage</w:t>
-      </w:r>
-      <w:r>
-        <w:t>.</w:t>
-      </w:r>
-    </w:p>
-    <w:p>
-      <w:pPr>
-        <w:pStyle w:val="Heading1"/>
-      </w:pPr>
-      <w:r>
-        <w:t>Completeness of Output</w:t>
-      </w:r>
-    </w:p>
-    <w:p>
-      <w:pPr>
-        <w:pStyle w:val="BodyText"/>
-      </w:pPr>
-      <w:r>
-        <w:t xml:space="preserve">Since </w:t>
-      </w:r>
-      <w:r>
-        <w:t>attack surface analysis</w:t>
-      </w:r>
-      <w:r>
-        <w:t xml:space="preserve"> is an as-is analysis, it is critical to ensure that the information gathered is as accurate and complete as possible. As with any cybersecurity assessment, it is not the place of the cybersecurity SME to make assumptions on the part of engineering. All information should be sourced from and confirmed by the owner of the element under consideration.</w:t>
-      </w:r>
-    </w:p>
-    <w:p>
-      <w:pPr>
-        <w:pStyle w:val="BodyText"/>
-      </w:pPr>
-      <w:r>
-        <w:t>When information is not available for either a given section of the template or parts thereof, this should be noted. Major omissions should be recorded in the cybersecurity risk register.</w:t>
-      </w:r>
-    </w:p>
-    <w:p>
-      <w:pPr>
-        <w:pStyle w:val="Heading1"/>
-      </w:pPr>
-      <w:r>
-        <w:t>Disposition of Output</w:t>
-      </w:r>
-    </w:p>
-    <w:p>
-      <w:pPr>
-        <w:pStyle w:val="BodyText"/>
-      </w:pPr>
-      <w:r>
-        <w:t xml:space="preserve">Once completed, the generated output should be </w:t>
-      </w:r>
-      <w:r>
-        <w:t>managed in</w:t>
-      </w:r>
-      <w:r>
-        <w:t xml:space="preserve"> the organization’s </w:t>
-      </w:r>
-      <w:r>
-        <w:t>document</w:t>
-      </w:r>
-      <w:r>
-        <w:t xml:space="preserve"> management system</w:t>
-      </w:r>
-      <w:r>
-        <w:t xml:space="preserve"> (</w:t>
-      </w:r>
-      <w:r>
-        <w:t>D</w:t>
-      </w:r>
-      <w:r>
-        <w:t>MS)</w:t>
-      </w:r>
-      <w:r>
-        <w:t xml:space="preserve"> as a document of record.</w:t>
-      </w:r>
-    </w:p>
-    <w:p>
-      <w:pPr>
-        <w:rPr>
-          <w:sz w:val="40"/>
-          <w:szCs w:val="40"/>
-        </w:rPr>
-      </w:pPr>
-      <w:r>
-        <w:br w:type="page"/>
-      </w:r>
-    </w:p>
-    <w:p>
-      <w:pPr>
-        <w:pStyle w:val="Heading1"/>
-      </w:pPr>
       <w:bookmarkStart w:id="4" w:name="_Model_Creation_Activity"/>
       <w:bookmarkEnd w:id="4"/>
       <w:r>
@@ -491,13 +528,8 @@
         <w:t xml:space="preserve">cybersecurity </w:t>
       </w:r>
       <w:r>
-        <w:t xml:space="preserve">attack surface </w:t>
-      </w:r>
-      <w:proofErr w:type="spellStart"/>
-      <w:r>
-        <w:t>analysis</w:t>
-      </w:r>
-      <w:proofErr w:type="spellEnd"/>
+        <w:t>attack surface analysis</w:t>
+      </w:r>
       <w:r>
         <w:t xml:space="preserve">. Further, that the reader has read and understood the AVCDL </w:t>
       </w:r>
@@ -664,17 +696,42 @@
         <w:t>NIST NCWF</w:t>
       </w:r>
       <w:r>
-        <w:t xml:space="preserve"> role SP-ARC-002 and detailed in section </w:t>
-      </w:r>
-      <w:r>
-        <w:rPr>
-          <w:b/>
-          <w:bCs/>
-        </w:rPr>
-        <w:t>12.7 Security Architect</w:t>
-      </w:r>
-      <w:r>
-        <w:t xml:space="preserve"> of the AVCDL primary document </w:t>
+        <w:t xml:space="preserve"> role SP-ARC-002 and detailed in </w:t>
+      </w:r>
+      <w:r>
+        <w:t>the</w:t>
+      </w:r>
+      <w:r>
+        <w:t xml:space="preserve"> </w:t>
+      </w:r>
+      <w:r>
+        <w:rPr>
+          <w:b/>
+          <w:bCs/>
+        </w:rPr>
+        <w:t>NCWF Roles - Security Architect</w:t>
+      </w:r>
+      <w:r>
+        <w:t xml:space="preserve"> section of the </w:t>
+      </w:r>
+      <w:r>
+        <w:rPr>
+          <w:b/>
+          <w:bCs/>
+        </w:rPr>
+        <w:t>AVCDL Background Material</w:t>
+      </w:r>
+      <w:r>
+        <w:t xml:space="preserve"> elaboration</w:t>
+      </w:r>
+      <w:r>
+        <w:t xml:space="preserve"> </w:t>
+      </w:r>
+      <w:r>
+        <w:t>document</w:t>
+      </w:r>
+      <w:r>
+        <w:t xml:space="preserve"> </w:t>
       </w:r>
       <w:r>
         <w:rPr>
@@ -683,7 +740,25 @@
           <w:color w:val="0070C0"/>
           <w:vertAlign w:val="superscript"/>
         </w:rPr>
-        <w:t>[1]</w:t>
+        <w:t>[</w:t>
+      </w:r>
+      <w:r>
+        <w:rPr>
+          <w:b/>
+          <w:bCs/>
+          <w:color w:val="0070C0"/>
+          <w:vertAlign w:val="superscript"/>
+        </w:rPr>
+        <w:t>9</w:t>
+      </w:r>
+      <w:r>
+        <w:rPr>
+          <w:b/>
+          <w:bCs/>
+          <w:color w:val="0070C0"/>
+          <w:vertAlign w:val="superscript"/>
+        </w:rPr>
+        <w:t>]</w:t>
       </w:r>
       <w:r>
         <w:t>.</w:t>
@@ -1118,7 +1193,7 @@
                     <pic:cNvPicPr/>
                   </pic:nvPicPr>
                   <pic:blipFill>
-                    <a:blip r:embed="rId7"/>
+                    <a:blip r:embed="rId8"/>
                     <a:stretch>
                       <a:fillRect/>
                     </a:stretch>
@@ -1505,7 +1580,7 @@
                     <pic:cNvPicPr/>
                   </pic:nvPicPr>
                   <pic:blipFill>
-                    <a:blip r:embed="rId8"/>
+                    <a:blip r:embed="rId9"/>
                     <a:stretch>
                       <a:fillRect/>
                     </a:stretch>
@@ -2267,7 +2342,7 @@
                     <pic:cNvPicPr/>
                   </pic:nvPicPr>
                   <pic:blipFill>
-                    <a:blip r:embed="rId9"/>
+                    <a:blip r:embed="rId10"/>
                     <a:stretch>
                       <a:fillRect/>
                     </a:stretch>
@@ -2616,7 +2691,7 @@
                     <pic:cNvPicPr/>
                   </pic:nvPicPr>
                   <pic:blipFill>
-                    <a:blip r:embed="rId10"/>
+                    <a:blip r:embed="rId11"/>
                     <a:stretch>
                       <a:fillRect/>
                     </a:stretch>
@@ -2905,7 +2980,7 @@
                     <pic:cNvPicPr/>
                   </pic:nvPicPr>
                   <pic:blipFill>
-                    <a:blip r:embed="rId11"/>
+                    <a:blip r:embed="rId12"/>
                     <a:stretch>
                       <a:fillRect/>
                     </a:stretch>
@@ -3029,7 +3104,7 @@
                     <pic:cNvPicPr/>
                   </pic:nvPicPr>
                   <pic:blipFill>
-                    <a:blip r:embed="rId12"/>
+                    <a:blip r:embed="rId13"/>
                     <a:stretch>
                       <a:fillRect/>
                     </a:stretch>
@@ -3301,7 +3376,7 @@
                     <pic:cNvPicPr/>
                   </pic:nvPicPr>
                   <pic:blipFill>
-                    <a:blip r:embed="rId13"/>
+                    <a:blip r:embed="rId14"/>
                     <a:stretch>
                       <a:fillRect/>
                     </a:stretch>
@@ -3685,11 +3760,31 @@
         <w:t xml:space="preserve"> (Howard and Lipner)</w:t>
       </w:r>
     </w:p>
+    <w:p>
+      <w:pPr>
+        <w:pStyle w:val="ListParagraph"/>
+        <w:numPr>
+          <w:ilvl w:val="0"/>
+          <w:numId w:val="3"/>
+        </w:numPr>
+        <w:ind w:left="360"/>
+      </w:pPr>
+      <w:r>
+        <w:rPr>
+          <w:b/>
+          <w:bCs/>
+        </w:rPr>
+        <w:t xml:space="preserve">AVCDL Background Material </w:t>
+      </w:r>
+      <w:r>
+        <w:t>(AVCDL elaboration document)</w:t>
+      </w:r>
+    </w:p>
     <w:p/>
     <w:sectPr>
-      <w:footerReference w:type="even" r:id="rId14"/>
-      <w:footerReference w:type="default" r:id="rId15"/>
-      <w:headerReference w:type="first" r:id="rId16"/>
+      <w:footerReference w:type="even" r:id="rId15"/>
+      <w:footerReference w:type="default" r:id="rId16"/>
+      <w:headerReference w:type="first" r:id="rId17"/>
       <w:pgSz w:w="12226" w:h="15840"/>
       <w:pgMar w:top="1440" w:right="1440" w:bottom="1440" w:left="1440" w:header="720" w:footer="0" w:gutter="0"/>
       <w:pgNumType w:start="1"/>

--- a/source/reference_documents/tertiary_documents/design/Attack Surface Analysis/triage/Attack Surface Analysis - Triage.docx
+++ b/source/reference_documents/tertiary_documents/design/Attack Surface Analysis/triage/Attack Surface Analysis - Triage.docx
@@ -40,7 +40,7 @@
         <w:t xml:space="preserve">Version </w:t>
       </w:r>
       <w:r>
-        <w:t>2</w:t>
+        <w:t>3</w:t>
       </w:r>
     </w:p>
     <w:p>
@@ -57,7 +57,7 @@
         <w:rPr>
           <w:noProof/>
         </w:rPr>
-        <w:t>4/27/26 12:13 PM</w:t>
+        <w:t>7/2/26 9:45 AM</w:t>
       </w:r>
       <w:r>
         <w:fldChar w:fldCharType="end"/>
@@ -1178,9 +1178,9 @@
           <w:noProof/>
         </w:rPr>
         <w:drawing>
-          <wp:inline distT="0" distB="0" distL="0" distR="0" wp14:anchorId="641F554F" wp14:editId="24EFB752">
-            <wp:extent cx="4428082" cy="4498932"/>
-            <wp:effectExtent l="0" t="0" r="0" b="0"/>
+          <wp:inline distT="0" distB="0" distL="0" distR="0" wp14:anchorId="641F554F" wp14:editId="73305C90">
+            <wp:extent cx="4377367" cy="4055952"/>
+            <wp:effectExtent l="0" t="0" r="4445" b="0"/>
             <wp:docPr id="1198504452" name="Picture 1"/>
             <wp:cNvGraphicFramePr>
               <a:graphicFrameLocks xmlns:a="http://schemas.openxmlformats.org/drawingml/2006/main" noChangeAspect="1"/>
@@ -1201,7 +1201,7 @@
                   <pic:spPr>
                     <a:xfrm>
                       <a:off x="0" y="0"/>
-                      <a:ext cx="4428082" cy="4498932"/>
+                      <a:ext cx="4400002" cy="4076925"/>
                     </a:xfrm>
                     <a:prstGeom prst="rect">
                       <a:avLst/>
@@ -1358,13 +1358,24 @@
     </w:p>
     <w:p>
       <w:pPr>
-        <w:rPr>
-          <w:sz w:val="40"/>
-          <w:szCs w:val="40"/>
-        </w:rPr>
-      </w:pPr>
-      <w:r>
-        <w:br w:type="page"/>
+        <w:pStyle w:val="Note"/>
+      </w:pPr>
+      <w:r>
+        <w:rPr>
+          <w:b/>
+          <w:bCs/>
+          <w:color w:val="0070C0"/>
+        </w:rPr>
+        <w:t>Note:</w:t>
+      </w:r>
+      <w:r>
+        <w:tab/>
+      </w:r>
+      <w:r>
+        <w:t>Depending on the element scope and nature of the identified issue, threat candidates may be entered into the issue tracking system directly</w:t>
+      </w:r>
+      <w:r>
+        <w:t>.</w:t>
       </w:r>
     </w:p>
     <w:p>
